--- a/templates/W3-62-14E.docx
+++ b/templates/W3-62-14E.docx
@@ -63,7 +63,7 @@
           <w:rFonts w:ascii="標楷體" w:eastAsia="標楷體" w:hAnsi="標楷體" w:hint="eastAsia"/>
           <w:color w:val="000000"/>
         </w:rPr>
-        <w:t xml:space="preserve">　　　　　　　               　　　　　　　　　　　　　　　　　　      □初檢　□複檢</w:t>
+        <w:t xml:space="preserve">　　　　　　　               　　　　　　　　　　　　　　　　　　      {{FIRSTCK}}初檢　{{RECK}}複檢</w:t>
       </w:r>
     </w:p>
     <w:tbl>

--- a/templates/W3-62-14E.docx
+++ b/templates/W3-62-14E.docx
@@ -7235,7 +7235,7 @@
                 <w:sz w:val="20"/>
                 <w:szCs w:val="20"/>
               </w:rPr>
-              <w:t xml:space="preserve">□ 1.檢查結果 □合格 □不合格 □限制合格 □未備妥 □程序不符。</w:t>
+              <w:t xml:space="preserve">■ 1.檢查結果 □合格 □不合格 □限制合格 □未備妥 □程序不符。</w:t>
             </w:r>
           </w:p>
           <w:p>

--- a/templates/W3-62-14E.docx
+++ b/templates/W3-62-14E.docx
@@ -24,7 +24,7 @@
           <w:sz w:val="28"/>
           <w:szCs w:val="28"/>
         </w:rPr>
-        <w:t xml:space="preserve">({{ORG}})</w:t>
+        <w:t xml:space="preserve">{{ORG}}</w:t>
       </w:r>
       <w:r>
         <w:rPr>
